--- a/5 Project Development Phase/No. of Functional Features Included in the Solution.docx
+++ b/5 Project Development Phase/No. of Functional Features Included in the Solution.docx
@@ -290,7 +290,7 @@
               <w:rPr>
                 <w:sz w:val="20"/>
               </w:rPr>
-              <w:t xml:space="preserve">02 October 2026</w:t>
+              <w:t>01/10/2026</w:t>
             </w:r>
           </w:p>
         </w:tc>
@@ -432,6 +432,58 @@
                 <w:sz w:val="20"/>
               </w:rPr>
               <w:t xml:space="preserve">PocketSmart AI</w:t>
+            </w:r>
+          </w:p>
+        </w:tc>
+      </w:tr>
+      <w:tr>
+        <w:trPr>
+          <w:trHeight w:val="399" w:hRule="atLeast"/>
+        </w:trPr>
+        <w:tc>
+          <w:tcPr>
+            <w:tcW w:w="2820" w:type="dxa"/>
+          </w:tcPr>
+          <w:p>
+            <w:pPr>
+              <w:pStyle w:val="TableParagraph"/>
+              <w:spacing w:before="101"/>
+              <w:ind w:left="127"/>
+              <w:rPr>
+                <w:rFonts w:ascii="Arial"/>
+                <w:b/>
+                <w:sz w:val="20"/>
+              </w:rPr>
+            </w:pPr>
+            <w:r>
+              <w:rPr>
+                <w:rFonts w:ascii="Arial"/>
+                <w:b/>
+                <w:sz w:val="20"/>
+              </w:rPr>
+              <w:t>Guide</w:t>
+            </w:r>
+          </w:p>
+        </w:tc>
+        <w:tc>
+          <w:tcPr>
+            <w:tcW w:w="6820" w:type="dxa"/>
+          </w:tcPr>
+          <w:p>
+            <w:pPr>
+              <w:pStyle w:val="TableParagraph"/>
+              <w:spacing w:before="101"/>
+              <w:ind w:left="143"/>
+              <w:rPr>
+                <w:sz w:val="20"/>
+              </w:rPr>
+            </w:pPr>
+            <w:r>
+              <w:rPr>
+                <w:spacing w:val="-2"/>
+                <w:sz w:val="20"/>
+              </w:rPr>
+              <w:t>N. Indumathi AP/CSE</w:t>
             </w:r>
           </w:p>
         </w:tc>
@@ -577,157 +629,7 @@
       </w:pPr>
       <w:r>
         <w:rPr/>
-        <w:t>This</w:t>
-      </w:r>
-      <w:r>
-        <w:rPr>
-          <w:spacing w:val="-3"/>
-        </w:rPr>
-        <w:t> </w:t>
-      </w:r>
-      <w:r>
-        <w:rPr/>
-        <w:t>document</w:t>
-      </w:r>
-      <w:r>
-        <w:rPr>
-          <w:spacing w:val="-3"/>
-        </w:rPr>
-        <w:t> </w:t>
-      </w:r>
-      <w:r>
-        <w:rPr/>
-        <w:t>lists</w:t>
-      </w:r>
-      <w:r>
-        <w:rPr>
-          <w:spacing w:val="-3"/>
-        </w:rPr>
-        <w:t> </w:t>
-      </w:r>
-      <w:r>
-        <w:rPr/>
-        <w:t>all</w:t>
-      </w:r>
-      <w:r>
-        <w:rPr>
-          <w:spacing w:val="-3"/>
-        </w:rPr>
-        <w:t> </w:t>
-      </w:r>
-      <w:r>
-        <w:rPr/>
-        <w:t>the</w:t>
-      </w:r>
-      <w:r>
-        <w:rPr>
-          <w:spacing w:val="-3"/>
-        </w:rPr>
-        <w:t> </w:t>
-      </w:r>
-      <w:r>
-        <w:rPr/>
-        <w:t>functional</w:t>
-      </w:r>
-      <w:r>
-        <w:rPr>
-          <w:spacing w:val="-3"/>
-        </w:rPr>
-        <w:t> </w:t>
-      </w:r>
-      <w:r>
-        <w:rPr/>
-        <w:t>features</w:t>
-      </w:r>
-      <w:r>
-        <w:rPr>
-          <w:spacing w:val="-3"/>
-        </w:rPr>
-        <w:t> </w:t>
-      </w:r>
-      <w:r>
-        <w:rPr/>
-        <w:t>included</w:t>
-      </w:r>
-      <w:r>
-        <w:rPr>
-          <w:spacing w:val="-3"/>
-        </w:rPr>
-        <w:t> </w:t>
-      </w:r>
-      <w:r>
-        <w:rPr/>
-        <w:t>in</w:t>
-      </w:r>
-      <w:r>
-        <w:rPr>
-          <w:spacing w:val="-3"/>
-        </w:rPr>
-        <w:t> </w:t>
-      </w:r>
-      <w:r>
-        <w:rPr/>
-        <w:t>the</w:t>
-      </w:r>
-      <w:r>
-        <w:rPr>
-          <w:spacing w:val="-3"/>
-        </w:rPr>
-        <w:t> </w:t>
-      </w:r>
-      <w:r>
-        <w:rPr/>
-        <w:t>project</w:t>
-      </w:r>
-      <w:r>
-        <w:rPr>
-          <w:spacing w:val="-3"/>
-        </w:rPr>
-        <w:t> </w:t>
-      </w:r>
-      <w:r>
-        <w:rPr/>
-        <w:t>solution.</w:t>
-      </w:r>
-      <w:r>
-        <w:rPr>
-          <w:spacing w:val="-3"/>
-        </w:rPr>
-        <w:t> </w:t>
-      </w:r>
-      <w:r>
-        <w:rPr/>
-        <w:t>Each</w:t>
-      </w:r>
-      <w:r>
-        <w:rPr>
-          <w:spacing w:val="-3"/>
-        </w:rPr>
-        <w:t> </w:t>
-      </w:r>
-      <w:r>
-        <w:rPr/>
-        <w:t>feature</w:t>
-      </w:r>
-      <w:r>
-        <w:rPr>
-          <w:spacing w:val="-3"/>
-        </w:rPr>
-        <w:t> </w:t>
-      </w:r>
-      <w:r>
-        <w:rPr/>
-        <w:t>is</w:t>
-      </w:r>
-      <w:r>
-        <w:rPr>
-          <w:spacing w:val="-3"/>
-        </w:rPr>
-        <w:t> </w:t>
-      </w:r>
-      <w:r>
-        <w:rPr/>
-        <w:t>described with its purpose, implementation status, and contribution to the overall solution.</w:t>
+        <w:t>This document lists the functional features of PocketSmart AI with the purpose, status and contribution of each.</w:t>
       </w:r>
     </w:p>
     <w:p>
@@ -1082,7 +984,7 @@
                 <w:spacing w:val="-10"/>
                 <w:sz w:val="18"/>
               </w:rPr>
-              <w:t xml:space="preserve">1</w:t>
+              <w:t>1</w:t>
             </w:r>
           </w:p>
         </w:tc>
@@ -1103,7 +1005,7 @@
                 <w:rFonts w:ascii="Times New Roman"/>
                 <w:sz w:val="20"/>
               </w:rPr>
-              <w:t xml:space="preserve">Synthetic data generator</w:t>
+              <w:t>Register and login</w:t>
             </w:r>
           </w:p>
         </w:tc>
@@ -1124,7 +1026,7 @@
                 <w:rFonts w:ascii="Times New Roman"/>
                 <w:sz w:val="20"/>
               </w:rPr>
-              <w:t xml:space="preserve">30 months of daily transactions, 10 categories, seasonality, messy Indian merchant strings, injected anomalies</w:t>
+              <w:t>Server-side validation, duplicate check, PBKDF2-hashed passwords, logout</w:t>
             </w:r>
           </w:p>
         </w:tc>
@@ -1145,7 +1047,7 @@
                 <w:rFonts w:ascii="Times New Roman"/>
                 <w:sz w:val="20"/>
               </w:rPr>
-              <w:t xml:space="preserve">data/generate.py</w:t>
+              <w:t>app/auth.py, auth_routes.py</w:t>
             </w:r>
           </w:p>
         </w:tc>
@@ -1166,7 +1068,7 @@
                 <w:rFonts w:ascii="Times New Roman"/>
                 <w:sz w:val="20"/>
               </w:rPr>
-              <w:t xml:space="preserve">Done</w:t>
+              <w:t>Done</w:t>
             </w:r>
           </w:p>
         </w:tc>
@@ -1187,7 +1089,7 @@
                 <w:rFonts w:ascii="Times New Roman"/>
                 <w:sz w:val="20"/>
               </w:rPr>
-              <w:t xml:space="preserve">0.5</w:t>
+              <w:t>0.4</w:t>
             </w:r>
           </w:p>
         </w:tc>
@@ -1214,7 +1116,7 @@
                 <w:spacing w:val="-10"/>
                 <w:sz w:val="18"/>
               </w:rPr>
-              <w:t xml:space="preserve">2</w:t>
+              <w:t>2</w:t>
             </w:r>
           </w:p>
         </w:tc>
@@ -1235,7 +1137,7 @@
                 <w:rFonts w:ascii="Times New Roman"/>
                 <w:sz w:val="20"/>
               </w:rPr>
-              <w:t xml:space="preserve">Merchant classifier</w:t>
+              <w:t>JWT sessions</w:t>
             </w:r>
           </w:p>
         </w:tc>
@@ -1256,7 +1158,7 @@
                 <w:rFonts w:ascii="Times New Roman"/>
                 <w:sz w:val="20"/>
               </w:rPr>
-              <w:t xml:space="preserve">TF-IDF character n-grams with Logistic Regression, time-based split, confidence score</w:t>
+              <w:t>HttpOnly cookie, /token Bearer token, /session-info and /session-data</w:t>
             </w:r>
           </w:p>
         </w:tc>
@@ -1277,7 +1179,7 @@
                 <w:rFonts w:ascii="Times New Roman"/>
                 <w:sz w:val="20"/>
               </w:rPr>
-              <w:t xml:space="preserve">src/train_classifier.py</w:t>
+              <w:t>app/auth.py, auth_routes.py</w:t>
             </w:r>
           </w:p>
         </w:tc>
@@ -1298,7 +1200,7 @@
                 <w:rFonts w:ascii="Times New Roman"/>
                 <w:sz w:val="20"/>
               </w:rPr>
-              <w:t xml:space="preserve">Done</w:t>
+              <w:t>Done</w:t>
             </w:r>
           </w:p>
         </w:tc>
@@ -1319,7 +1221,7 @@
                 <w:rFonts w:ascii="Times New Roman"/>
                 <w:sz w:val="20"/>
               </w:rPr>
-              <w:t xml:space="preserve">0.6</w:t>
+              <w:t>0.3</w:t>
             </w:r>
           </w:p>
         </w:tc>
@@ -1346,7 +1248,7 @@
                 <w:spacing w:val="-10"/>
                 <w:sz w:val="18"/>
               </w:rPr>
-              <w:t xml:space="preserve">3</w:t>
+              <w:t>3</w:t>
             </w:r>
           </w:p>
         </w:tc>
@@ -1367,7 +1269,7 @@
                 <w:rFonts w:ascii="Times New Roman"/>
                 <w:sz w:val="20"/>
               </w:rPr>
-              <w:t xml:space="preserve">Anomaly detection</w:t>
+              <w:t>Home Interior planner</w:t>
             </w:r>
           </w:p>
         </w:tc>
@@ -1388,7 +1290,7 @@
                 <w:rFonts w:ascii="Times New Roman"/>
                 <w:sz w:val="20"/>
               </w:rPr>
-              <w:t xml:space="preserve">Rolling z-score and Isolation Forest flag unusual transactions</w:t>
+              <w:t>Room, style and quantity; budget divided by rooms</w:t>
             </w:r>
           </w:p>
         </w:tc>
@@ -1409,7 +1311,7 @@
                 <w:rFonts w:ascii="Times New Roman"/>
                 <w:sz w:val="20"/>
               </w:rPr>
-              <w:t xml:space="preserve">src/anomaly.py</w:t>
+              <w:t>planners.py, planner_routes.py</w:t>
             </w:r>
           </w:p>
         </w:tc>
@@ -1430,7 +1332,7 @@
                 <w:rFonts w:ascii="Times New Roman"/>
                 <w:sz w:val="20"/>
               </w:rPr>
-              <w:t xml:space="preserve">Done</w:t>
+              <w:t>Done</w:t>
             </w:r>
           </w:p>
         </w:tc>
@@ -1451,7 +1353,7 @@
                 <w:rFonts w:ascii="Times New Roman"/>
                 <w:sz w:val="20"/>
               </w:rPr>
-              <w:t xml:space="preserve">0.3</w:t>
+              <w:t>0.4</w:t>
             </w:r>
           </w:p>
         </w:tc>
@@ -1478,7 +1380,7 @@
                 <w:spacing w:val="-10"/>
                 <w:sz w:val="18"/>
               </w:rPr>
-              <w:t xml:space="preserve">4</w:t>
+              <w:t>4</w:t>
             </w:r>
           </w:p>
         </w:tc>
@@ -1499,7 +1401,7 @@
                 <w:rFonts w:ascii="Times New Roman"/>
                 <w:sz w:val="20"/>
               </w:rPr>
-              <w:t xml:space="preserve">Weekly forecasting</w:t>
+              <w:t>Party planner</w:t>
             </w:r>
           </w:p>
         </w:tc>
@@ -1520,7 +1422,7 @@
                 <w:rFonts w:ascii="Times New Roman"/>
                 <w:sz w:val="20"/>
               </w:rPr>
-              <w:t xml:space="preserve">Naive, Seasonal naive, Linear lags and SARIMAX compared by MAE and MAPE</w:t>
+              <w:t>Event, guests and veg-only; venue capacity and per-guest food price</w:t>
             </w:r>
           </w:p>
         </w:tc>
@@ -1541,7 +1443,7 @@
                 <w:rFonts w:ascii="Times New Roman"/>
                 <w:sz w:val="20"/>
               </w:rPr>
-              <w:t xml:space="preserve">src/forecast.py</w:t>
+              <w:t>planners.py, planner_routes.py</w:t>
             </w:r>
           </w:p>
         </w:tc>
@@ -1562,7 +1464,7 @@
                 <w:rFonts w:ascii="Times New Roman"/>
                 <w:sz w:val="20"/>
               </w:rPr>
-              <w:t xml:space="preserve">Done</w:t>
+              <w:t>Done</w:t>
             </w:r>
           </w:p>
         </w:tc>
@@ -1583,7 +1485,7 @@
                 <w:rFonts w:ascii="Times New Roman"/>
                 <w:sz w:val="20"/>
               </w:rPr>
-              <w:t xml:space="preserve">0.6</w:t>
+              <w:t>0.4</w:t>
             </w:r>
           </w:p>
         </w:tc>
@@ -1610,7 +1512,7 @@
                 <w:spacing w:val="-10"/>
                 <w:sz w:val="18"/>
               </w:rPr>
-              <w:t xml:space="preserve">5</w:t>
+              <w:t>5</w:t>
             </w:r>
           </w:p>
         </w:tc>
@@ -1631,7 +1533,7 @@
                 <w:rFonts w:ascii="Times New Roman"/>
                 <w:sz w:val="20"/>
               </w:rPr>
-              <w:t xml:space="preserve">Evaluation report</w:t>
+              <w:t>Jewelry planner</w:t>
             </w:r>
           </w:p>
         </w:tc>
@@ -1652,7 +1554,7 @@
                 <w:rFonts w:ascii="Times New Roman"/>
                 <w:sz w:val="20"/>
               </w:rPr>
-              <w:t xml:space="preserve">One command regenerates metrics.json, confusion matrix and forecast plot</w:t>
+              <w:t>Occasion, style and outfit text with optional outfit image</w:t>
             </w:r>
           </w:p>
         </w:tc>
@@ -1673,7 +1575,7 @@
                 <w:rFonts w:ascii="Times New Roman"/>
                 <w:sz w:val="20"/>
               </w:rPr>
-              <w:t xml:space="preserve">src/evaluate.py</w:t>
+              <w:t>planners.py, planner_routes.py</w:t>
             </w:r>
           </w:p>
         </w:tc>
@@ -1694,7 +1596,7 @@
                 <w:rFonts w:ascii="Times New Roman"/>
                 <w:sz w:val="20"/>
               </w:rPr>
-              <w:t xml:space="preserve">Done</w:t>
+              <w:t>Done</w:t>
             </w:r>
           </w:p>
         </w:tc>
@@ -1715,7 +1617,7 @@
                 <w:rFonts w:ascii="Times New Roman"/>
                 <w:sz w:val="20"/>
               </w:rPr>
-              <w:t xml:space="preserve">0.3</w:t>
+              <w:t>0.4</w:t>
             </w:r>
           </w:p>
         </w:tc>
@@ -1742,7 +1644,7 @@
                 <w:spacing w:val="-10"/>
                 <w:sz w:val="18"/>
               </w:rPr>
-              <w:t xml:space="preserve">6</w:t>
+              <w:t>6</w:t>
             </w:r>
           </w:p>
         </w:tc>
@@ -1763,7 +1665,7 @@
                 <w:rFonts w:ascii="Times New Roman"/>
                 <w:sz w:val="20"/>
               </w:rPr>
-              <w:t xml:space="preserve">POST /categorize</w:t>
+              <w:t>Gemini integration</w:t>
             </w:r>
           </w:p>
         </w:tc>
@@ -1784,7 +1686,7 @@
                 <w:rFonts w:ascii="Times New Roman"/>
                 <w:sz w:val="20"/>
               </w:rPr>
-              <w:t xml:space="preserve">Merchant string(s) to category and confidence</w:t>
+              <w:t>Text and text+image prompts, JSON replies, model fallback chain</w:t>
             </w:r>
           </w:p>
         </w:tc>
@@ -1805,7 +1707,7 @@
                 <w:rFonts w:ascii="Times New Roman"/>
                 <w:sz w:val="20"/>
               </w:rPr>
-              <w:t xml:space="preserve">api/main.py</w:t>
+              <w:t>app/gemini_service.py</w:t>
             </w:r>
           </w:p>
         </w:tc>
@@ -1826,7 +1728,7 @@
                 <w:rFonts w:ascii="Times New Roman"/>
                 <w:sz w:val="20"/>
               </w:rPr>
-              <w:t xml:space="preserve">Done</w:t>
+              <w:t>Done</w:t>
             </w:r>
           </w:p>
         </w:tc>
@@ -1847,7 +1749,7 @@
                 <w:rFonts w:ascii="Times New Roman"/>
                 <w:sz w:val="20"/>
               </w:rPr>
-              <w:t xml:space="preserve">0.3</w:t>
+              <w:t>0.6</w:t>
             </w:r>
           </w:p>
         </w:tc>
@@ -1874,7 +1776,7 @@
                 <w:spacing w:val="-10"/>
                 <w:sz w:val="18"/>
               </w:rPr>
-              <w:t xml:space="preserve">7</w:t>
+              <w:t>7</w:t>
             </w:r>
           </w:p>
         </w:tc>
@@ -1895,7 +1797,7 @@
                 <w:rFonts w:ascii="Times New Roman"/>
                 <w:sz w:val="20"/>
               </w:rPr>
-              <w:t xml:space="preserve">GET /summary</w:t>
+              <w:t>Budget verification</w:t>
             </w:r>
           </w:p>
         </w:tc>
@@ -1916,7 +1818,7 @@
                 <w:rFonts w:ascii="Times New Roman"/>
                 <w:sz w:val="20"/>
               </w:rPr>
-              <w:t xml:space="preserve">Category breakdown for a period</w:t>
+              <w:t>Drops unknown or duplicate ids and trims items until the total fits the budget</w:t>
             </w:r>
           </w:p>
         </w:tc>
@@ -1937,7 +1839,7 @@
                 <w:rFonts w:ascii="Times New Roman"/>
                 <w:sz w:val="20"/>
               </w:rPr>
-              <w:t xml:space="preserve">api/main.py</w:t>
+              <w:t>planners.py (_verify_picks)</w:t>
             </w:r>
           </w:p>
         </w:tc>
@@ -1958,7 +1860,7 @@
                 <w:rFonts w:ascii="Times New Roman"/>
                 <w:sz w:val="20"/>
               </w:rPr>
-              <w:t xml:space="preserve">Done</w:t>
+              <w:t>Done</w:t>
             </w:r>
           </w:p>
         </w:tc>
@@ -1979,7 +1881,7 @@
                 <w:rFonts w:ascii="Times New Roman"/>
                 <w:sz w:val="20"/>
               </w:rPr>
-              <w:t xml:space="preserve">0.2</w:t>
+              <w:t>0.4</w:t>
             </w:r>
           </w:p>
         </w:tc>
@@ -2006,7 +1908,7 @@
                 <w:spacing w:val="-10"/>
                 <w:sz w:val="18"/>
               </w:rPr>
-              <w:t xml:space="preserve">8</w:t>
+              <w:t>8</w:t>
             </w:r>
           </w:p>
         </w:tc>
@@ -2027,7 +1929,7 @@
                 <w:rFonts w:ascii="Times New Roman"/>
                 <w:sz w:val="20"/>
               </w:rPr>
-              <w:t xml:space="preserve">GET /forecast</w:t>
+              <w:t>Rule-based fallback</w:t>
             </w:r>
           </w:p>
         </w:tc>
@@ -2048,7 +1950,7 @@
                 <w:rFonts w:ascii="Times New Roman"/>
                 <w:sz w:val="20"/>
               </w:rPr>
-              <w:t xml:space="preserve">Next-period prediction per category</w:t>
+              <w:t>Deterministic plan when the AI is unavailable or unusable</w:t>
             </w:r>
           </w:p>
         </w:tc>
@@ -2069,7 +1971,7 @@
                 <w:rFonts w:ascii="Times New Roman"/>
                 <w:sz w:val="20"/>
               </w:rPr>
-              <w:t xml:space="preserve">api/main.py</w:t>
+              <w:t>planners.py (rule_based_pick)</w:t>
             </w:r>
           </w:p>
         </w:tc>
@@ -2090,7 +1992,7 @@
                 <w:rFonts w:ascii="Times New Roman"/>
                 <w:sz w:val="20"/>
               </w:rPr>
-              <w:t xml:space="preserve">Done</w:t>
+              <w:t>Done</w:t>
             </w:r>
           </w:p>
         </w:tc>
@@ -2111,7 +2013,7 @@
                 <w:rFonts w:ascii="Times New Roman"/>
                 <w:sz w:val="20"/>
               </w:rPr>
-              <w:t xml:space="preserve">0.3</w:t>
+              <w:t>0.4</w:t>
             </w:r>
           </w:p>
         </w:tc>
@@ -2138,7 +2040,7 @@
                 <w:spacing w:val="-10"/>
                 <w:sz w:val="18"/>
               </w:rPr>
-              <w:t xml:space="preserve">9</w:t>
+              <w:t>9</w:t>
             </w:r>
           </w:p>
         </w:tc>
@@ -2159,7 +2061,7 @@
                 <w:rFonts w:ascii="Times New Roman"/>
                 <w:sz w:val="20"/>
               </w:rPr>
-              <w:t xml:space="preserve">GET /anomalies</w:t>
+              <w:t>Result cards</w:t>
             </w:r>
           </w:p>
         </w:tc>
@@ -2180,7 +2082,7 @@
                 <w:rFonts w:ascii="Times New Roman"/>
                 <w:sz w:val="20"/>
               </w:rPr>
-              <w:t xml:space="preserve">List of flagged transactions</w:t>
+              <w:t>Price, platform, reason, link, budget bar, total and money left</w:t>
             </w:r>
           </w:p>
         </w:tc>
@@ -2201,7 +2103,7 @@
                 <w:rFonts w:ascii="Times New Roman"/>
                 <w:sz w:val="20"/>
               </w:rPr>
-              <w:t xml:space="preserve">api/main.py</w:t>
+              <w:t>templates/_results.html</w:t>
             </w:r>
           </w:p>
         </w:tc>
@@ -2222,7 +2124,7 @@
                 <w:rFonts w:ascii="Times New Roman"/>
                 <w:sz w:val="20"/>
               </w:rPr>
-              <w:t xml:space="preserve">Done</w:t>
+              <w:t>Done</w:t>
             </w:r>
           </w:p>
         </w:tc>
@@ -2243,7 +2145,7 @@
                 <w:rFonts w:ascii="Times New Roman"/>
                 <w:sz w:val="20"/>
               </w:rPr>
-              <w:t xml:space="preserve">0.2</w:t>
+              <w:t>0.3</w:t>
             </w:r>
           </w:p>
         </w:tc>
@@ -2270,7 +2172,7 @@
                 <w:spacing w:val="-10"/>
                 <w:sz w:val="18"/>
               </w:rPr>
-              <w:t xml:space="preserve">10</w:t>
+              <w:t>10</w:t>
             </w:r>
           </w:p>
         </w:tc>
@@ -2291,7 +2193,7 @@
                 <w:rFonts w:ascii="Times New Roman"/>
                 <w:sz w:val="20"/>
               </w:rPr>
-              <w:t xml:space="preserve">POST /advice</w:t>
+              <w:t>Sort and platform filter</w:t>
             </w:r>
           </w:p>
         </w:tc>
@@ -2312,7 +2214,7 @@
                 <w:rFonts w:ascii="Times New Roman"/>
                 <w:sz w:val="20"/>
               </w:rPr>
-              <w:t xml:space="preserve">Plain-English advice endpoint</w:t>
+              <w:t>JavaScript reorders and filters cards without reloading</w:t>
             </w:r>
           </w:p>
         </w:tc>
@@ -2333,7 +2235,7 @@
                 <w:rFonts w:ascii="Times New Roman"/>
                 <w:sz w:val="20"/>
               </w:rPr>
-              <w:t xml:space="preserve">api/main.py</w:t>
+              <w:t>static/js/app.js</w:t>
             </w:r>
           </w:p>
         </w:tc>
@@ -2354,7 +2256,7 @@
                 <w:rFonts w:ascii="Times New Roman"/>
                 <w:sz w:val="20"/>
               </w:rPr>
-              <w:t xml:space="preserve">Done</w:t>
+              <w:t>Done</w:t>
             </w:r>
           </w:p>
         </w:tc>
@@ -2375,7 +2277,7 @@
                 <w:rFonts w:ascii="Times New Roman"/>
                 <w:sz w:val="20"/>
               </w:rPr>
-              <w:t xml:space="preserve">0.2</w:t>
+              <w:t>0.2</w:t>
             </w:r>
           </w:p>
         </w:tc>
@@ -2402,7 +2304,7 @@
                 <w:spacing w:val="-10"/>
                 <w:sz w:val="18"/>
               </w:rPr>
-              <w:t xml:space="preserve">11</w:t>
+              <w:t>11</w:t>
             </w:r>
           </w:p>
         </w:tc>
@@ -2423,7 +2325,7 @@
                 <w:rFonts w:ascii="Times New Roman"/>
                 <w:sz w:val="20"/>
               </w:rPr>
-              <w:t xml:space="preserve">Gemini advice layer</w:t>
+              <w:t>Dashboard and history</w:t>
             </w:r>
           </w:p>
         </w:tc>
@@ -2444,7 +2346,7 @@
                 <w:rFonts w:ascii="Times New Roman"/>
                 <w:sz w:val="20"/>
               </w:rPr>
-              <w:t xml:space="preserve">Phrases model JSON as English with cache and template fallback</w:t>
+              <w:t>Counts by category, latest plan and reopen any past plan</w:t>
             </w:r>
           </w:p>
         </w:tc>
@@ -2465,7 +2367,7 @@
                 <w:rFonts w:ascii="Times New Roman"/>
                 <w:sz w:val="20"/>
               </w:rPr>
-              <w:t xml:space="preserve">src/gemini.py</w:t>
+              <w:t>planner_routes.py, history templates</w:t>
             </w:r>
           </w:p>
         </w:tc>
@@ -2486,7 +2388,7 @@
                 <w:rFonts w:ascii="Times New Roman"/>
                 <w:sz w:val="20"/>
               </w:rPr>
-              <w:t xml:space="preserve">Done</w:t>
+              <w:t>Done</w:t>
             </w:r>
           </w:p>
         </w:tc>
@@ -2507,7 +2409,7 @@
                 <w:rFonts w:ascii="Times New Roman"/>
                 <w:sz w:val="20"/>
               </w:rPr>
-              <w:t xml:space="preserve">0.5</w:t>
+              <w:t>0.3</w:t>
             </w:r>
           </w:p>
         </w:tc>
@@ -2534,7 +2436,7 @@
                 <w:spacing w:val="-10"/>
                 <w:sz w:val="18"/>
               </w:rPr>
-              <w:t xml:space="preserve">12</w:t>
+              <w:t>12</w:t>
             </w:r>
           </w:p>
         </w:tc>
@@ -2555,7 +2457,7 @@
                 <w:rFonts w:ascii="Times New Roman"/>
                 <w:sz w:val="20"/>
               </w:rPr>
-              <w:t xml:space="preserve">Streamlit frontend</w:t>
+              <w:t>Recommendations details API</w:t>
             </w:r>
           </w:p>
         </w:tc>
@@ -2576,7 +2478,7 @@
                 <w:rFonts w:ascii="Times New Roman"/>
                 <w:sz w:val="20"/>
               </w:rPr>
-              <w:t xml:space="preserve">Simple web interface that calls the API</w:t>
+              <w:t>Quick detailed plan from category, budget and preference</w:t>
             </w:r>
           </w:p>
         </w:tc>
@@ -2597,7 +2499,7 @@
                 <w:rFonts w:ascii="Times New Roman"/>
                 <w:sz w:val="20"/>
               </w:rPr>
-              <w:t xml:space="preserve">Streamlit app</w:t>
+              <w:t>planner_routes.py</w:t>
             </w:r>
           </w:p>
         </w:tc>
@@ -2618,7 +2520,7 @@
                 <w:rFonts w:ascii="Times New Roman"/>
                 <w:sz w:val="20"/>
               </w:rPr>
-              <w:t xml:space="preserve">Done</w:t>
+              <w:t>Done</w:t>
             </w:r>
           </w:p>
         </w:tc>
@@ -2639,7 +2541,7 @@
                 <w:rFonts w:ascii="Times New Roman"/>
                 <w:sz w:val="20"/>
               </w:rPr>
-              <w:t xml:space="preserve">0.5</w:t>
+              <w:t>0.2</w:t>
             </w:r>
           </w:p>
         </w:tc>
@@ -2666,7 +2568,7 @@
                 <w:spacing w:val="-10"/>
                 <w:sz w:val="18"/>
               </w:rPr>
-              <w:t xml:space="preserve">13</w:t>
+              <w:t>13</w:t>
             </w:r>
           </w:p>
         </w:tc>
@@ -2687,7 +2589,7 @@
                 <w:rFonts w:ascii="Times New Roman"/>
                 <w:sz w:val="20"/>
               </w:rPr>
-              <w:t xml:space="preserve">Cloud Run deployment</w:t>
+              <w:t>Input validation</w:t>
             </w:r>
           </w:p>
         </w:tc>
@@ -2708,7 +2610,7 @@
                 <w:rFonts w:ascii="Times New Roman"/>
                 <w:sz w:val="20"/>
               </w:rPr>
-              <w:t xml:space="preserve">Public HTTPS URL via gcloud run deploy --source .</w:t>
+              <w:t>Budget range, enums, guests range, image type and size, text length</w:t>
             </w:r>
           </w:p>
         </w:tc>
@@ -2729,7 +2631,7 @@
                 <w:rFonts w:ascii="Times New Roman"/>
                 <w:sz w:val="20"/>
               </w:rPr>
-              <w:t xml:space="preserve">Google Cloud Run</w:t>
+              <w:t>planners.py, Pillow</w:t>
             </w:r>
           </w:p>
         </w:tc>
@@ -2750,7 +2652,7 @@
                 <w:rFonts w:ascii="Times New Roman"/>
                 <w:sz w:val="20"/>
               </w:rPr>
-              <w:t xml:space="preserve">Done</w:t>
+              <w:t>Done</w:t>
             </w:r>
           </w:p>
         </w:tc>
@@ -2771,7 +2673,139 @@
                 <w:rFonts w:ascii="Times New Roman"/>
                 <w:sz w:val="20"/>
               </w:rPr>
-              <w:t xml:space="preserve">0.5</w:t>
+              <w:t>0.3</w:t>
+            </w:r>
+          </w:p>
+        </w:tc>
+      </w:tr>
+      <w:tr>
+        <w:trPr>
+          <w:trHeight w:val="619" w:hRule="atLeast"/>
+        </w:trPr>
+        <w:tc>
+          <w:tcPr>
+            <w:tcW w:w="580" w:type="dxa"/>
+          </w:tcPr>
+          <w:p>
+            <w:pPr>
+              <w:pStyle w:val="TableParagraph"/>
+              <w:spacing w:before="133"/>
+              <w:ind w:left="112"/>
+              <w:rPr>
+                <w:sz w:val="18"/>
+              </w:rPr>
+            </w:pPr>
+            <w:r>
+              <w:rPr>
+                <w:spacing w:val="-10"/>
+                <w:sz w:val="18"/>
+              </w:rPr>
+              <w:t>14</w:t>
+            </w:r>
+          </w:p>
+        </w:tc>
+        <w:tc>
+          <w:tcPr>
+            <w:tcW w:w="1820" w:type="dxa"/>
+          </w:tcPr>
+          <w:p>
+            <w:pPr>
+              <w:pStyle w:val="TableParagraph"/>
+              <w:rPr>
+                <w:rFonts w:ascii="Times New Roman"/>
+                <w:sz w:val="20"/>
+              </w:rPr>
+            </w:pPr>
+            <w:r>
+              <w:rPr>
+                <w:rFonts w:ascii="Times New Roman"/>
+                <w:sz w:val="20"/>
+              </w:rPr>
+              <w:t>Automated tests</w:t>
+            </w:r>
+          </w:p>
+        </w:tc>
+        <w:tc>
+          <w:tcPr>
+            <w:tcW w:w="2820" w:type="dxa"/>
+          </w:tcPr>
+          <w:p>
+            <w:pPr>
+              <w:pStyle w:val="TableParagraph"/>
+              <w:rPr>
+                <w:rFonts w:ascii="Times New Roman"/>
+                <w:sz w:val="20"/>
+              </w:rPr>
+            </w:pPr>
+            <w:r>
+              <w:rPr>
+                <w:rFonts w:ascii="Times New Roman"/>
+                <w:sz w:val="20"/>
+              </w:rPr>
+              <w:t>30 pytest tests plus a live Gemini check script</w:t>
+            </w:r>
+          </w:p>
+        </w:tc>
+        <w:tc>
+          <w:tcPr>
+            <w:tcW w:w="1700" w:type="dxa"/>
+          </w:tcPr>
+          <w:p>
+            <w:pPr>
+              <w:pStyle w:val="TableParagraph"/>
+              <w:rPr>
+                <w:rFonts w:ascii="Times New Roman"/>
+                <w:sz w:val="20"/>
+              </w:rPr>
+            </w:pPr>
+            <w:r>
+              <w:rPr>
+                <w:rFonts w:ascii="Times New Roman"/>
+                <w:sz w:val="20"/>
+              </w:rPr>
+              <w:t>tests/, scripts/</w:t>
+            </w:r>
+          </w:p>
+        </w:tc>
+        <w:tc>
+          <w:tcPr>
+            <w:tcW w:w="1980" w:type="dxa"/>
+          </w:tcPr>
+          <w:p>
+            <w:pPr>
+              <w:pStyle w:val="TableParagraph"/>
+              <w:rPr>
+                <w:rFonts w:ascii="Times New Roman"/>
+                <w:sz w:val="20"/>
+              </w:rPr>
+            </w:pPr>
+            <w:r>
+              <w:rPr>
+                <w:rFonts w:ascii="Times New Roman"/>
+                <w:sz w:val="20"/>
+              </w:rPr>
+              <w:t>Done</w:t>
+            </w:r>
+          </w:p>
+        </w:tc>
+        <w:tc>
+          <w:tcPr>
+            <w:tcW w:w="1420" w:type="dxa"/>
+          </w:tcPr>
+          <w:p>
+            <w:pPr>
+              <w:pStyle w:val="TableParagraph"/>
+              <w:rPr>
+                <w:rFonts w:ascii="Times New Roman"/>
+                <w:sz w:val="20"/>
+              </w:rPr>
+            </w:pPr>
+            <w:r>
+              <w:rPr>
+                <w:rFonts w:ascii="Times New Roman"/>
+                <w:sz w:val="20"/>
+              </w:rPr>
+              <w:t>0.4</w:t>
             </w:r>
           </w:p>
         </w:tc>
@@ -2977,7 +3011,7 @@
                 <w:rFonts w:ascii="Times New Roman"/>
                 <w:sz w:val="20"/>
               </w:rPr>
-              <w:t xml:space="preserve">13</w:t>
+              <w:t>14</w:t>
             </w:r>
           </w:p>
         </w:tc>
@@ -3051,7 +3085,7 @@
                 <w:rFonts w:ascii="Times New Roman"/>
                 <w:sz w:val="20"/>
               </w:rPr>
-              <w:t xml:space="preserve">13</w:t>
+              <w:t>14</w:t>
             </w:r>
           </w:p>
         </w:tc>
@@ -3105,7 +3139,7 @@
                 <w:rFonts w:ascii="Times New Roman"/>
                 <w:sz w:val="20"/>
               </w:rPr>
-              <w:t xml:space="preserve">11</w:t>
+              <w:t>11</w:t>
             </w:r>
           </w:p>
         </w:tc>
@@ -3201,7 +3235,7 @@
                 <w:rFonts w:ascii="Times New Roman"/>
                 <w:sz w:val="18"/>
               </w:rPr>
-              <w:t xml:space="preserve">2</w:t>
+              <w:t>3</w:t>
             </w:r>
           </w:p>
         </w:tc>
@@ -3288,15 +3322,7 @@
                 <w:rFonts w:ascii="Times New Roman"/>
                 <w:sz w:val="18"/>
               </w:rPr>
-              <w:t xml:space="preserve">13 </w:t>
-            </w:r>
-            <w:r>
-              <w:rPr>
-                <w:rFonts w:ascii="Times New Roman"/>
-                <w:sz w:val="18"/>
-                <w:highlight w:val="yellow"/>
-              </w:rPr>
-              <w:t xml:space="preserve">[confirm tested count]</w:t>
+              <w:t>14</w:t>
             </w:r>
           </w:p>
         </w:tc>
@@ -3558,14 +3584,7 @@
               <w:rPr>
                 <w:sz w:val="18"/>
               </w:rPr>
-              <w:t>User Interface </w:t>
-            </w:r>
-            <w:r>
-              <w:rPr>
-                <w:spacing w:val="-4"/>
-                <w:sz w:val="18"/>
-              </w:rPr>
-              <w:t>(UI)</w:t>
+              <w:t>User Interface (UI)</w:t>
             </w:r>
           </w:p>
         </w:tc>
@@ -3586,7 +3605,7 @@
                 <w:rFonts w:ascii="Times New Roman"/>
                 <w:sz w:val="18"/>
               </w:rPr>
-              <w:t xml:space="preserve">1</w:t>
+              <w:t>3</w:t>
             </w:r>
           </w:p>
         </w:tc>
@@ -3607,7 +3626,7 @@
                 <w:rFonts w:ascii="Times New Roman"/>
                 <w:sz w:val="18"/>
               </w:rPr>
-              <w:t xml:space="preserve">Streamlit frontend, FastAPI /docs page</w:t>
+              <w:t>Result cards, sort and platform filter, dashboard and history pages</w:t>
             </w:r>
           </w:p>
         </w:tc>
@@ -3655,14 +3674,7 @@
               <w:rPr>
                 <w:sz w:val="18"/>
               </w:rPr>
-              <w:t>Backend / </w:t>
-            </w:r>
-            <w:r>
-              <w:rPr>
-                <w:spacing w:val="-2"/>
-                <w:sz w:val="18"/>
-              </w:rPr>
-              <w:t>Logic</w:t>
+              <w:t>Backend / Logic</w:t>
             </w:r>
           </w:p>
         </w:tc>
@@ -3683,7 +3695,7 @@
                 <w:rFonts w:ascii="Times New Roman"/>
                 <w:sz w:val="18"/>
               </w:rPr>
-              <w:t xml:space="preserve">5</w:t>
+              <w:t>5</w:t>
             </w:r>
           </w:p>
         </w:tc>
@@ -3704,7 +3716,7 @@
                 <w:rFonts w:ascii="Times New Roman"/>
                 <w:sz w:val="18"/>
               </w:rPr>
-              <w:t xml:space="preserve">Data generator, classifier, anomaly detection, forecasting, evaluation report</w:t>
+              <w:t>Home, Party and Jewelry planners, budget verification, rule-based fallback</w:t>
             </w:r>
           </w:p>
         </w:tc>
@@ -3752,14 +3764,7 @@
               <w:rPr>
                 <w:sz w:val="18"/>
               </w:rPr>
-              <w:t>Database / </w:t>
-            </w:r>
-            <w:r>
-              <w:rPr>
-                <w:spacing w:val="-2"/>
-                <w:sz w:val="18"/>
-              </w:rPr>
-              <w:t>Storage</w:t>
+              <w:t>Database / Storage</w:t>
             </w:r>
           </w:p>
         </w:tc>
@@ -3780,7 +3785,7 @@
                 <w:rFonts w:ascii="Times New Roman"/>
                 <w:sz w:val="18"/>
               </w:rPr>
-              <w:t xml:space="preserve">0 (supports others)</w:t>
+              <w:t>0 (supports others)</w:t>
             </w:r>
           </w:p>
         </w:tc>
@@ -3801,7 +3806,7 @@
                 <w:rFonts w:ascii="Times New Roman"/>
                 <w:sz w:val="18"/>
               </w:rPr>
-              <w:t xml:space="preserve">CSV data, joblib model, JSON metrics and cache</w:t>
+              <w:t>SQLite users and history tables, simulated product catalog</w:t>
             </w:r>
           </w:p>
         </w:tc>
@@ -3849,14 +3854,7 @@
               <w:rPr>
                 <w:sz w:val="18"/>
               </w:rPr>
-              <w:t>API / </w:t>
-            </w:r>
-            <w:r>
-              <w:rPr>
-                <w:spacing w:val="-2"/>
-                <w:sz w:val="18"/>
-              </w:rPr>
-              <w:t>Integration</w:t>
+              <w:t>API / Integration</w:t>
             </w:r>
           </w:p>
         </w:tc>
@@ -3877,7 +3875,7 @@
                 <w:rFonts w:ascii="Times New Roman"/>
                 <w:sz w:val="18"/>
               </w:rPr>
-              <w:t xml:space="preserve">7</w:t>
+              <w:t>2</w:t>
             </w:r>
           </w:p>
         </w:tc>
@@ -3898,7 +3896,7 @@
                 <w:rFonts w:ascii="Times New Roman"/>
                 <w:sz w:val="18"/>
               </w:rPr>
-              <w:t xml:space="preserve">/categorize, /summary, /forecast, /anomalies, /advice, Gemini layer, Cloud Run</w:t>
+              <w:t>Gemini integration, /recommendations-details endpoint</w:t>
             </w:r>
           </w:p>
         </w:tc>
@@ -3946,14 +3944,7 @@
               <w:rPr>
                 <w:sz w:val="18"/>
               </w:rPr>
-              <w:t>Security / </w:t>
-            </w:r>
-            <w:r>
-              <w:rPr>
-                <w:spacing w:val="-2"/>
-                <w:sz w:val="18"/>
-              </w:rPr>
-              <w:t>Authentication</w:t>
+              <w:t>Security / Authentication</w:t>
             </w:r>
           </w:p>
         </w:tc>
@@ -3974,7 +3965,7 @@
                 <w:rFonts w:ascii="Times New Roman"/>
                 <w:sz w:val="18"/>
               </w:rPr>
-              <w:t xml:space="preserve">0 (cross-cutting)</w:t>
+              <w:t>3</w:t>
             </w:r>
           </w:p>
         </w:tc>
@@ -3995,7 +3986,7 @@
                 <w:rFonts w:ascii="Times New Roman"/>
                 <w:sz w:val="18"/>
               </w:rPr>
-              <w:t xml:space="preserve">Pydantic validation, secrets in .env and Cloud Run env vars, HTTPS</w:t>
+              <w:t>Register and login, JWT sessions, input validation (tests are cross-cutting)</w:t>
             </w:r>
           </w:p>
         </w:tc>
